--- a/סיכום/מפרט טכני.docx
+++ b/סיכום/מפרט טכני.docx
@@ -596,7 +596,7 @@
                     </pic:cNvPicPr>
                   </pic:nvPicPr>
                   <pic:blipFill>
-                    <a:blip r:embed="rId5">
+                    <a:blip r:embed="rId7">
                       <a:extLst>
                         <a:ext uri="{28A0092B-C50C-407E-A947-70E740481C1C}">
                           <a14:useLocalDpi xmlns:a14="http://schemas.microsoft.com/office/drawing/2010/main" val="0"/>
@@ -747,7 +747,7 @@
                     </pic:cNvPicPr>
                   </pic:nvPicPr>
                   <pic:blipFill rotWithShape="1">
-                    <a:blip r:embed="rId6" cstate="print">
+                    <a:blip r:embed="rId8" cstate="print">
                       <a:extLst>
                         <a:ext uri="{28A0092B-C50C-407E-A947-70E740481C1C}">
                           <a14:useLocalDpi xmlns:a14="http://schemas.microsoft.com/office/drawing/2010/main" val="0"/>
@@ -989,60 +989,42 @@
           <w:rFonts w:ascii="Calibri" w:eastAsia="Calibri" w:hAnsi="Calibri" w:cs="Calibri" w:hint="cs"/>
           <w:rtl/>
         </w:rPr>
-        <w:t xml:space="preserve">המחשב מספק מתח </w:t>
-      </w:r>
-      <w:proofErr w:type="spellStart"/>
+        <w:t xml:space="preserve">המחשב מספק מתח לארדואינו וגם </w:t>
+      </w:r>
       <w:r>
         <w:rPr>
           <w:rFonts w:ascii="Calibri" w:eastAsia="Calibri" w:hAnsi="Calibri" w:cs="Calibri" w:hint="cs"/>
           <w:rtl/>
         </w:rPr>
-        <w:t>לארדואינו</w:t>
-      </w:r>
-      <w:proofErr w:type="spellEnd"/>
+        <w:t>מקבל</w:t>
+      </w:r>
       <w:r>
         <w:rPr>
           <w:rFonts w:ascii="Calibri" w:eastAsia="Calibri" w:hAnsi="Calibri" w:cs="Calibri" w:hint="cs"/>
           <w:rtl/>
         </w:rPr>
-        <w:t xml:space="preserve"> וגם </w:t>
+        <w:t xml:space="preserve"> את ה-</w:t>
+      </w:r>
+      <w:r>
+        <w:rPr>
+          <w:rFonts w:ascii="Calibri" w:eastAsia="Calibri" w:hAnsi="Calibri" w:cs="Calibri"/>
+        </w:rPr>
+        <w:t>Data</w:t>
       </w:r>
       <w:r>
         <w:rPr>
           <w:rFonts w:ascii="Calibri" w:eastAsia="Calibri" w:hAnsi="Calibri" w:cs="Calibri" w:hint="cs"/>
           <w:rtl/>
         </w:rPr>
-        <w:t>מקבל</w:t>
+        <w:t xml:space="preserve"> </w:t>
       </w:r>
       <w:r>
         <w:rPr>
           <w:rFonts w:ascii="Calibri" w:eastAsia="Calibri" w:hAnsi="Calibri" w:cs="Calibri" w:hint="cs"/>
           <w:rtl/>
         </w:rPr>
-        <w:t xml:space="preserve"> את ה-</w:t>
-      </w:r>
-      <w:r>
-        <w:rPr>
-          <w:rFonts w:ascii="Calibri" w:eastAsia="Calibri" w:hAnsi="Calibri" w:cs="Calibri"/>
-        </w:rPr>
-        <w:t>Data</w:t>
-      </w:r>
-      <w:r>
-        <w:rPr>
-          <w:rFonts w:ascii="Calibri" w:eastAsia="Calibri" w:hAnsi="Calibri" w:cs="Calibri" w:hint="cs"/>
-          <w:rtl/>
-        </w:rPr>
-        <w:t xml:space="preserve"> </w:t>
-      </w:r>
-      <w:proofErr w:type="spellStart"/>
-      <w:r>
-        <w:rPr>
-          <w:rFonts w:ascii="Calibri" w:eastAsia="Calibri" w:hAnsi="Calibri" w:cs="Calibri" w:hint="cs"/>
-          <w:rtl/>
-        </w:rPr>
         <w:t>מהארדואינו</w:t>
       </w:r>
-      <w:proofErr w:type="spellEnd"/>
       <w:r>
         <w:rPr>
           <w:rFonts w:ascii="Calibri" w:eastAsia="Calibri" w:hAnsi="Calibri" w:cs="Calibri" w:hint="cs"/>
@@ -1116,7 +1098,7 @@
                     <pic:cNvPicPr/>
                   </pic:nvPicPr>
                   <pic:blipFill>
-                    <a:blip r:embed="rId7" cstate="print">
+                    <a:blip r:embed="rId9" cstate="print">
                       <a:extLst>
                         <a:ext uri="{28A0092B-C50C-407E-A947-70E740481C1C}">
                           <a14:useLocalDpi xmlns:a14="http://schemas.microsoft.com/office/drawing/2010/main" val="0"/>
@@ -1242,35 +1224,7 @@
         <w:rPr>
           <w:rtl/>
         </w:rPr>
-        <w:t xml:space="preserve">: הספקת מתח </w:t>
-      </w:r>
-      <w:proofErr w:type="spellStart"/>
-      <w:r>
-        <w:rPr>
-          <w:rtl/>
-        </w:rPr>
-        <w:t>לארדואינו</w:t>
-      </w:r>
-      <w:proofErr w:type="spellEnd"/>
-      <w:r>
-        <w:rPr>
-          <w:rtl/>
-        </w:rPr>
-        <w:t xml:space="preserve"> וקבלת הודעות </w:t>
-      </w:r>
-      <w:proofErr w:type="spellStart"/>
-      <w:r>
-        <w:rPr>
-          <w:rtl/>
-        </w:rPr>
-        <w:t>מהארדואינו</w:t>
-      </w:r>
-      <w:proofErr w:type="spellEnd"/>
-      <w:r>
-        <w:rPr>
-          <w:rtl/>
-        </w:rPr>
-        <w:t xml:space="preserve"> למחשב דרך התקשורת הטורית שמעובדים בעזרת </w:t>
+        <w:t xml:space="preserve">: הספקת מתח לארדואינו וקבלת הודעות מהארדואינו למחשב דרך התקשורת הטורית שמעובדים בעזרת </w:t>
       </w:r>
       <w:r>
         <w:rPr>
@@ -1424,21 +1378,7 @@
         <w:rPr>
           <w:rtl/>
         </w:rPr>
-        <w:t xml:space="preserve"> של </w:t>
-      </w:r>
-      <w:proofErr w:type="spellStart"/>
-      <w:r>
-        <w:rPr>
-          <w:rtl/>
-        </w:rPr>
-        <w:t>ארדואינו</w:t>
-      </w:r>
-      <w:proofErr w:type="spellEnd"/>
-      <w:r>
-        <w:rPr>
-          <w:rtl/>
-        </w:rPr>
-        <w:t xml:space="preserve"> ניתן לקרוא את המתח כך שמקבלים מספר בין 0 ל-1023(1023 מייצג </w:t>
+        <w:t xml:space="preserve"> של ארדואינו ניתן לקרוא את המתח כך שמקבלים מספר בין 0 ל-1023(1023 מייצג </w:t>
       </w:r>
       <w:r>
         <w:t>5</w:t>
@@ -1800,7 +1740,7 @@
                     </pic:cNvPicPr>
                   </pic:nvPicPr>
                   <pic:blipFill rotWithShape="1">
-                    <a:blip r:embed="rId8" cstate="print">
+                    <a:blip r:embed="rId10" cstate="print">
                       <a:extLst>
                         <a:ext uri="{28A0092B-C50C-407E-A947-70E740481C1C}">
                           <a14:useLocalDpi xmlns:a14="http://schemas.microsoft.com/office/drawing/2010/main" val="0"/>
@@ -2018,21 +1958,7 @@
         <w:rPr>
           <w:rtl/>
         </w:rPr>
-        <w:t xml:space="preserve"> כך שנוכל לעבד את המספר </w:t>
-      </w:r>
-      <w:proofErr w:type="spellStart"/>
-      <w:r>
-        <w:rPr>
-          <w:rtl/>
-        </w:rPr>
-        <w:t>מהארדואינו</w:t>
-      </w:r>
-      <w:proofErr w:type="spellEnd"/>
-      <w:r>
-        <w:rPr>
-          <w:rtl/>
-        </w:rPr>
-        <w:t xml:space="preserve"> למחשב עם </w:t>
+        <w:t xml:space="preserve"> כך שנוכל לעבד את המספר מהארדואינו למחשב עם </w:t>
       </w:r>
       <w:r>
         <w:rPr>
@@ -2083,7 +2009,7 @@
                     <pic:cNvPicPr/>
                   </pic:nvPicPr>
                   <pic:blipFill rotWithShape="1">
-                    <a:blip r:embed="rId9">
+                    <a:blip r:embed="rId11">
                       <a:extLst>
                         <a:ext uri="{28A0092B-C50C-407E-A947-70E740481C1C}">
                           <a14:useLocalDpi xmlns:a14="http://schemas.microsoft.com/office/drawing/2010/main" val="0"/>
@@ -2328,13 +2254,7 @@
             <w:rPr>
               <w:rFonts w:ascii="Cambria Math" w:hAnsi="Cambria Math"/>
             </w:rPr>
-            <m:t> </m:t>
-          </m:r>
-          <m:r>
-            <w:rPr>
-              <w:rFonts w:ascii="Cambria Math" w:hAnsi="Cambria Math"/>
-            </w:rPr>
-            <m:t>(</m:t>
+            <m:t> (</m:t>
           </m:r>
           <m:sSub>
             <m:sSubPr>
@@ -2859,7 +2779,7 @@
                     </pic:cNvPicPr>
                   </pic:nvPicPr>
                   <pic:blipFill rotWithShape="1">
-                    <a:blip r:embed="rId10" cstate="print">
+                    <a:blip r:embed="rId12" cstate="print">
                       <a:extLst>
                         <a:ext uri="{28A0092B-C50C-407E-A947-70E740481C1C}">
                           <a14:useLocalDpi xmlns:a14="http://schemas.microsoft.com/office/drawing/2010/main" val="0"/>
@@ -3010,23 +2930,7 @@
           <w:rFonts w:hint="cs"/>
           <w:rtl/>
         </w:rPr>
-        <w:t xml:space="preserve">לחיישן לקריאת לחץ אוויר בעזרת </w:t>
-      </w:r>
-      <w:proofErr w:type="spellStart"/>
-      <w:r>
-        <w:rPr>
-          <w:rFonts w:hint="cs"/>
-          <w:rtl/>
-        </w:rPr>
-        <w:t>הארדואינו</w:t>
-      </w:r>
-      <w:proofErr w:type="spellEnd"/>
-      <w:r>
-        <w:rPr>
-          <w:rFonts w:hint="cs"/>
-          <w:rtl/>
-        </w:rPr>
-        <w:t>.</w:t>
+        <w:t>לחיישן לקריאת לחץ אוויר בעזרת הארדואינו.</w:t>
       </w:r>
     </w:p>
     <w:p>
@@ -3048,6 +2952,20 @@
     <w:p>
       <w:pPr>
         <w:rPr>
+          <w:rFonts w:hint="cs"/>
+        </w:rPr>
+      </w:pPr>
+      <w:r>
+        <w:rPr>
+          <w:rFonts w:hint="cs"/>
+          <w:rtl/>
+        </w:rPr>
+        <w:t>הוראות החלפה בעמוד 10.</w:t>
+      </w:r>
+    </w:p>
+    <w:p>
+      <w:pPr>
+        <w:rPr>
           <w:rtl/>
         </w:rPr>
       </w:pPr>
@@ -3056,16 +2974,16 @@
           <w:noProof/>
         </w:rPr>
         <w:drawing>
-          <wp:anchor distT="0" distB="0" distL="114300" distR="114300" simplePos="0" relativeHeight="251667456" behindDoc="0" locked="0" layoutInCell="1" allowOverlap="1" wp14:anchorId="0A3452E7" wp14:editId="1376BFF3">
+          <wp:anchor distT="0" distB="0" distL="114300" distR="114300" simplePos="0" relativeHeight="251667456" behindDoc="0" locked="0" layoutInCell="1" allowOverlap="1" wp14:anchorId="0A3452E7" wp14:editId="594B2514">
             <wp:simplePos x="0" y="0"/>
             <wp:positionH relativeFrom="margin">
-              <wp:align>center</wp:align>
+              <wp:posOffset>1090930</wp:posOffset>
             </wp:positionH>
             <wp:positionV relativeFrom="paragraph">
-              <wp:posOffset>306656</wp:posOffset>
+              <wp:posOffset>302895</wp:posOffset>
             </wp:positionV>
-            <wp:extent cx="3678555" cy="3651250"/>
-            <wp:effectExtent l="0" t="0" r="0" b="6350"/>
+            <wp:extent cx="3385185" cy="3359785"/>
+            <wp:effectExtent l="0" t="0" r="5715" b="0"/>
             <wp:wrapTopAndBottom/>
             <wp:docPr id="619814027" name="Picture 2" descr="A close-up of a machine&#10;&#10;AI-generated content may be incorrect."/>
             <wp:cNvGraphicFramePr>
@@ -3081,7 +2999,7 @@
                     </pic:cNvPicPr>
                   </pic:nvPicPr>
                   <pic:blipFill rotWithShape="1">
-                    <a:blip r:embed="rId11" cstate="print">
+                    <a:blip r:embed="rId13" cstate="print">
                       <a:extLst>
                         <a:ext uri="{28A0092B-C50C-407E-A947-70E740481C1C}">
                           <a14:useLocalDpi xmlns:a14="http://schemas.microsoft.com/office/drawing/2010/main" val="0"/>
@@ -3094,7 +3012,7 @@
                   <pic:spPr bwMode="auto">
                     <a:xfrm>
                       <a:off x="0" y="0"/>
-                      <a:ext cx="3678555" cy="3651250"/>
+                      <a:ext cx="3385185" cy="3359785"/>
                     </a:xfrm>
                     <a:prstGeom prst="rect">
                       <a:avLst/>
@@ -3193,7 +3111,7 @@
                     </pic:cNvPicPr>
                   </pic:nvPicPr>
                   <pic:blipFill rotWithShape="1">
-                    <a:blip r:embed="rId12" cstate="print">
+                    <a:blip r:embed="rId14" cstate="print">
                       <a:extLst>
                         <a:ext uri="{28A0092B-C50C-407E-A947-70E740481C1C}">
                           <a14:useLocalDpi xmlns:a14="http://schemas.microsoft.com/office/drawing/2010/main" val="0"/>
@@ -3303,7 +3221,7 @@
                     </pic:cNvPicPr>
                   </pic:nvPicPr>
                   <pic:blipFill>
-                    <a:blip r:embed="rId13" cstate="print">
+                    <a:blip r:embed="rId15" cstate="print">
                       <a:extLst>
                         <a:ext uri="{28A0092B-C50C-407E-A947-70E740481C1C}">
                           <a14:useLocalDpi xmlns:a14="http://schemas.microsoft.com/office/drawing/2010/main" val="0"/>
@@ -3373,7 +3291,7 @@
                     <pic:cNvPicPr/>
                   </pic:nvPicPr>
                   <pic:blipFill rotWithShape="1">
-                    <a:blip r:embed="rId14" cstate="print">
+                    <a:blip r:embed="rId16" cstate="print">
                       <a:extLst>
                         <a:ext uri="{28A0092B-C50C-407E-A947-70E740481C1C}">
                           <a14:useLocalDpi xmlns:a14="http://schemas.microsoft.com/office/drawing/2010/main" val="0"/>
@@ -3559,7 +3477,7 @@
                     </pic:cNvPicPr>
                   </pic:nvPicPr>
                   <pic:blipFill>
-                    <a:blip r:embed="rId15" cstate="print">
+                    <a:blip r:embed="rId17" cstate="print">
                       <a:extLst>
                         <a:ext uri="{28A0092B-C50C-407E-A947-70E740481C1C}">
                           <a14:useLocalDpi xmlns:a14="http://schemas.microsoft.com/office/drawing/2010/main" val="0"/>
@@ -3606,40 +3524,39 @@
     <w:p>
       <w:pPr>
         <w:rPr>
+          <w:rtl/>
+        </w:rPr>
+      </w:pPr>
+    </w:p>
+    <w:p>
+      <w:pPr>
+        <w:rPr>
+          <w:b/>
+          <w:bCs/>
+          <w:u w:val="single"/>
+          <w:rtl/>
+        </w:rPr>
+      </w:pPr>
+      <w:r>
+        <w:rPr>
           <w:rFonts w:hint="cs"/>
-          <w:rtl/>
-        </w:rPr>
-      </w:pPr>
-    </w:p>
-    <w:p>
-      <w:pPr>
-        <w:rPr>
-          <w:b/>
-          <w:bCs/>
-          <w:u w:val="single"/>
+          <w:b/>
+          <w:bCs/>
+          <w:u w:val="single"/>
+          <w:rtl/>
+        </w:rPr>
+        <w:t>קישור לכל מוצר</w:t>
+      </w:r>
+    </w:p>
+    <w:p>
+      <w:pPr>
+        <w:rPr>
           <w:rtl/>
         </w:rPr>
       </w:pPr>
       <w:r>
         <w:rPr>
           <w:rFonts w:hint="cs"/>
-          <w:b/>
-          <w:bCs/>
-          <w:u w:val="single"/>
-          <w:rtl/>
-        </w:rPr>
-        <w:t>קישור לכל מוצר</w:t>
-      </w:r>
-    </w:p>
-    <w:p>
-      <w:pPr>
-        <w:rPr>
-          <w:rtl/>
-        </w:rPr>
-      </w:pPr>
-      <w:r>
-        <w:rPr>
-          <w:rFonts w:hint="cs"/>
           <w:rtl/>
         </w:rPr>
         <w:t>חיישן לחץ אוויר:</w:t>
@@ -3653,7 +3570,7 @@
           <w:bCs/>
         </w:rPr>
       </w:pPr>
-      <w:hyperlink r:id="rId16" w:history="1">
+      <w:hyperlink r:id="rId18" w:history="1">
         <w:r>
           <w:rPr>
             <w:rStyle w:val="Hyperlink"/>
@@ -3716,7 +3633,613 @@
         </w:rPr>
       </w:pPr>
     </w:p>
+    <w:p>
+      <w:pPr>
+        <w:rPr>
+          <w:rtl/>
+        </w:rPr>
+      </w:pPr>
+    </w:p>
+    <w:p>
+      <w:pPr>
+        <w:rPr>
+          <w:rtl/>
+        </w:rPr>
+      </w:pPr>
+    </w:p>
+    <w:p>
+      <w:pPr>
+        <w:rPr>
+          <w:rtl/>
+        </w:rPr>
+      </w:pPr>
+    </w:p>
+    <w:p>
+      <w:pPr>
+        <w:rPr>
+          <w:rtl/>
+        </w:rPr>
+      </w:pPr>
+    </w:p>
+    <w:p>
+      <w:pPr>
+        <w:rPr>
+          <w:rtl/>
+        </w:rPr>
+      </w:pPr>
+    </w:p>
+    <w:p>
+      <w:pPr>
+        <w:rPr>
+          <w:rtl/>
+        </w:rPr>
+      </w:pPr>
+    </w:p>
+    <w:p>
+      <w:pPr>
+        <w:rPr>
+          <w:rtl/>
+        </w:rPr>
+      </w:pPr>
+    </w:p>
+    <w:p>
+      <w:pPr>
+        <w:rPr>
+          <w:rtl/>
+        </w:rPr>
+      </w:pPr>
+    </w:p>
+    <w:p>
+      <w:pPr>
+        <w:rPr>
+          <w:rtl/>
+        </w:rPr>
+      </w:pPr>
+    </w:p>
+    <w:p>
+      <w:pPr>
+        <w:rPr>
+          <w:rtl/>
+        </w:rPr>
+      </w:pPr>
+    </w:p>
+    <w:p>
+      <w:pPr>
+        <w:rPr>
+          <w:rtl/>
+        </w:rPr>
+      </w:pPr>
+    </w:p>
+    <w:p>
+      <w:pPr>
+        <w:rPr>
+          <w:rtl/>
+        </w:rPr>
+      </w:pPr>
+    </w:p>
+    <w:p>
+      <w:pPr>
+        <w:rPr>
+          <w:rtl/>
+        </w:rPr>
+      </w:pPr>
+    </w:p>
+    <w:p>
+      <w:pPr>
+        <w:rPr>
+          <w:rtl/>
+        </w:rPr>
+      </w:pPr>
+    </w:p>
+    <w:p>
+      <w:pPr>
+        <w:rPr>
+          <w:rtl/>
+        </w:rPr>
+      </w:pPr>
+    </w:p>
+    <w:p>
+      <w:pPr>
+        <w:rPr>
+          <w:rtl/>
+        </w:rPr>
+      </w:pPr>
+    </w:p>
+    <w:p>
+      <w:pPr>
+        <w:rPr>
+          <w:rtl/>
+        </w:rPr>
+      </w:pPr>
+    </w:p>
+    <w:p>
+      <w:pPr>
+        <w:rPr>
+          <w:rtl/>
+        </w:rPr>
+      </w:pPr>
+    </w:p>
+    <w:p>
+      <w:pPr>
+        <w:rPr>
+          <w:rtl/>
+        </w:rPr>
+      </w:pPr>
+    </w:p>
+    <w:p>
+      <w:pPr>
+        <w:rPr>
+          <w:rtl/>
+        </w:rPr>
+      </w:pPr>
+    </w:p>
+    <w:p>
+      <w:pPr>
+        <w:rPr>
+          <w:rtl/>
+        </w:rPr>
+      </w:pPr>
+    </w:p>
+    <w:p>
+      <w:pPr>
+        <w:rPr>
+          <w:rtl/>
+        </w:rPr>
+      </w:pPr>
+    </w:p>
+    <w:p>
+      <w:pPr>
+        <w:rPr>
+          <w:rtl/>
+        </w:rPr>
+      </w:pPr>
+    </w:p>
+    <w:p>
+      <w:pPr>
+        <w:rPr>
+          <w:rtl/>
+        </w:rPr>
+      </w:pPr>
+    </w:p>
+    <w:p>
+      <w:pPr>
+        <w:rPr>
+          <w:rFonts w:asciiTheme="minorBidi" w:hAnsiTheme="minorBidi"/>
+          <w:u w:val="single"/>
+        </w:rPr>
+      </w:pPr>
+      <w:r>
+        <w:rPr>
+          <w:rFonts w:asciiTheme="minorBidi" w:hAnsiTheme="minorBidi"/>
+          <w:u w:val="single"/>
+          <w:rtl/>
+        </w:rPr>
+        <w:lastRenderedPageBreak/>
+        <w:t>החלפת משאבה וטיפול בתקלות מעודכן 28 למאי 2026</w:t>
+      </w:r>
+    </w:p>
+    <w:p>
+      <w:pPr>
+        <w:rPr>
+          <w:rFonts w:asciiTheme="minorBidi" w:hAnsiTheme="minorBidi"/>
+          <w:b/>
+          <w:bCs/>
+          <w:rtl/>
+        </w:rPr>
+      </w:pPr>
+      <w:r>
+        <w:rPr>
+          <w:rFonts w:asciiTheme="minorBidi" w:hAnsiTheme="minorBidi"/>
+          <w:b/>
+          <w:bCs/>
+          <w:rtl/>
+        </w:rPr>
+        <w:t>אם משאבה מפסיקה לעבוד ומחליפים לחילופית (</w:t>
+      </w:r>
+      <w:r>
+        <w:rPr>
+          <w:rFonts w:asciiTheme="minorBidi" w:hAnsiTheme="minorBidi"/>
+          <w:rtl/>
+        </w:rPr>
+        <w:t xml:space="preserve">מנתקים את החיבור לווסת בלבד, משאירים את מסעף ה </w:t>
+      </w:r>
+      <w:r>
+        <w:rPr>
+          <w:rFonts w:asciiTheme="minorBidi" w:hAnsiTheme="minorBidi"/>
+        </w:rPr>
+        <w:t>Y</w:t>
+      </w:r>
+      <w:r>
+        <w:rPr>
+          <w:rFonts w:asciiTheme="minorBidi" w:hAnsiTheme="minorBidi"/>
+          <w:rtl/>
+        </w:rPr>
+        <w:t xml:space="preserve"> והצינורות מחוברים כמות שהם)</w:t>
+      </w:r>
+      <w:r>
+        <w:rPr>
+          <w:rFonts w:asciiTheme="minorBidi" w:hAnsiTheme="minorBidi"/>
+          <w:b/>
+          <w:bCs/>
+          <w:rtl/>
+        </w:rPr>
+        <w:t>:</w:t>
+      </w:r>
+    </w:p>
+    <w:p>
+      <w:pPr>
+        <w:pStyle w:val="ListParagraph"/>
+        <w:numPr>
+          <w:ilvl w:val="0"/>
+          <w:numId w:val="11"/>
+        </w:numPr>
+        <w:spacing w:after="0" w:line="240" w:lineRule="auto"/>
+        <w:rPr>
+          <w:rFonts w:asciiTheme="minorBidi" w:hAnsiTheme="minorBidi"/>
+          <w:b/>
+          <w:bCs/>
+          <w:rtl/>
+        </w:rPr>
+      </w:pPr>
+      <w:r>
+        <w:rPr>
+          <w:rFonts w:asciiTheme="minorBidi" w:hAnsiTheme="minorBidi"/>
+          <w:b/>
+          <w:bCs/>
+          <w:rtl/>
+        </w:rPr>
+        <w:t xml:space="preserve"> לצלם גם את הישנה וגם את החדשה שמרכיבים (ובפרט את המדבקות שעליהן)</w:t>
+      </w:r>
+    </w:p>
+    <w:p>
+      <w:pPr>
+        <w:pStyle w:val="ListParagraph"/>
+        <w:numPr>
+          <w:ilvl w:val="0"/>
+          <w:numId w:val="11"/>
+        </w:numPr>
+        <w:spacing w:after="0" w:line="240" w:lineRule="auto"/>
+        <w:rPr>
+          <w:rFonts w:asciiTheme="minorBidi" w:hAnsiTheme="minorBidi"/>
+          <w:b/>
+          <w:bCs/>
+          <w:rtl/>
+        </w:rPr>
+      </w:pPr>
+      <w:r>
+        <w:rPr>
+          <w:rFonts w:asciiTheme="minorBidi" w:hAnsiTheme="minorBidi"/>
+          <w:b/>
+          <w:bCs/>
+          <w:rtl/>
+        </w:rPr>
+        <w:t xml:space="preserve"> לשלוח לאמיר במייל או </w:t>
+      </w:r>
+      <w:proofErr w:type="spellStart"/>
+      <w:r>
+        <w:rPr>
+          <w:rFonts w:asciiTheme="minorBidi" w:hAnsiTheme="minorBidi"/>
+          <w:b/>
+          <w:bCs/>
+          <w:rtl/>
+        </w:rPr>
+        <w:t>בווטסאפ</w:t>
+      </w:r>
+      <w:proofErr w:type="spellEnd"/>
+      <w:r>
+        <w:rPr>
+          <w:rFonts w:asciiTheme="minorBidi" w:hAnsiTheme="minorBidi"/>
+          <w:b/>
+          <w:bCs/>
+          <w:rtl/>
+        </w:rPr>
+        <w:t xml:space="preserve"> את הצילומים ותאריך\שעת ההחלפה ואם הוחלפה המשאבה הימנית או שמאלית. </w:t>
+      </w:r>
+    </w:p>
+    <w:p>
+      <w:pPr>
+        <w:pStyle w:val="ListParagraph"/>
+        <w:numPr>
+          <w:ilvl w:val="0"/>
+          <w:numId w:val="11"/>
+        </w:numPr>
+        <w:spacing w:before="240" w:after="0" w:line="240" w:lineRule="auto"/>
+        <w:rPr>
+          <w:rFonts w:asciiTheme="minorBidi" w:hAnsiTheme="minorBidi"/>
+          <w:b/>
+          <w:bCs/>
+        </w:rPr>
+      </w:pPr>
+      <w:r>
+        <w:rPr>
+          <w:rFonts w:asciiTheme="minorBidi" w:hAnsiTheme="minorBidi"/>
+          <w:b/>
+          <w:bCs/>
+          <w:rtl/>
+        </w:rPr>
+        <w:t>לבדוק את הלחץ המקסימאלי:</w:t>
+      </w:r>
+    </w:p>
+    <w:p>
+      <w:pPr>
+        <w:pStyle w:val="ListParagraph"/>
+        <w:numPr>
+          <w:ilvl w:val="1"/>
+          <w:numId w:val="11"/>
+        </w:numPr>
+        <w:spacing w:before="240" w:after="0" w:line="240" w:lineRule="auto"/>
+        <w:rPr>
+          <w:rFonts w:asciiTheme="minorBidi" w:hAnsiTheme="minorBidi"/>
+          <w:b/>
+          <w:bCs/>
+        </w:rPr>
+      </w:pPr>
+      <w:r>
+        <w:rPr>
+          <w:rFonts w:asciiTheme="minorBidi" w:hAnsiTheme="minorBidi"/>
+          <w:b/>
+          <w:bCs/>
+          <w:rtl/>
+        </w:rPr>
+        <w:t xml:space="preserve">מזיזים את הבקבוק סוגרים עם האצבע את הפתח ורואים לאיזה לחץ מגיע. </w:t>
+      </w:r>
+    </w:p>
+    <w:p>
+      <w:pPr>
+        <w:pStyle w:val="ListParagraph"/>
+        <w:numPr>
+          <w:ilvl w:val="1"/>
+          <w:numId w:val="11"/>
+        </w:numPr>
+        <w:spacing w:before="240" w:after="0" w:line="240" w:lineRule="auto"/>
+        <w:rPr>
+          <w:rFonts w:asciiTheme="minorBidi" w:hAnsiTheme="minorBidi"/>
+          <w:b/>
+          <w:bCs/>
+          <w:color w:val="00B050"/>
+        </w:rPr>
+      </w:pPr>
+      <w:r>
+        <w:rPr>
+          <w:rFonts w:asciiTheme="minorBidi" w:hAnsiTheme="minorBidi"/>
+          <w:b/>
+          <w:bCs/>
+          <w:color w:val="00B050"/>
+          <w:rtl/>
+        </w:rPr>
+        <w:t xml:space="preserve">אם בין 1 ל 1.5 אטמוספירות – בסדר </w:t>
+      </w:r>
+    </w:p>
+    <w:p>
+      <w:pPr>
+        <w:pStyle w:val="ListParagraph"/>
+        <w:numPr>
+          <w:ilvl w:val="1"/>
+          <w:numId w:val="11"/>
+        </w:numPr>
+        <w:spacing w:before="240" w:after="0" w:line="240" w:lineRule="auto"/>
+        <w:rPr>
+          <w:rFonts w:asciiTheme="minorBidi" w:hAnsiTheme="minorBidi"/>
+          <w:b/>
+          <w:bCs/>
+        </w:rPr>
+      </w:pPr>
+      <w:r>
+        <w:rPr>
+          <w:rFonts w:asciiTheme="minorBidi" w:hAnsiTheme="minorBidi"/>
+          <w:b/>
+          <w:bCs/>
+          <w:rtl/>
+        </w:rPr>
+        <w:t xml:space="preserve">אם לא – להודיע לאמיר </w:t>
+      </w:r>
+    </w:p>
+    <w:p>
+      <w:pPr>
+        <w:pStyle w:val="ListParagraph"/>
+        <w:numPr>
+          <w:ilvl w:val="0"/>
+          <w:numId w:val="11"/>
+        </w:numPr>
+        <w:spacing w:after="0" w:line="240" w:lineRule="auto"/>
+        <w:rPr>
+          <w:rFonts w:asciiTheme="minorBidi" w:hAnsiTheme="minorBidi"/>
+          <w:b/>
+          <w:bCs/>
+        </w:rPr>
+      </w:pPr>
+      <w:r>
+        <w:rPr>
+          <w:rFonts w:asciiTheme="minorBidi" w:hAnsiTheme="minorBidi"/>
+          <w:b/>
+          <w:bCs/>
+          <w:rtl/>
+        </w:rPr>
+        <w:t xml:space="preserve">בכל מקרה </w:t>
+      </w:r>
+      <w:r>
+        <w:rPr>
+          <w:rFonts w:asciiTheme="minorBidi" w:hAnsiTheme="minorBidi"/>
+          <w:b/>
+          <w:bCs/>
+          <w:color w:val="FF0000"/>
+          <w:rtl/>
+        </w:rPr>
+        <w:t xml:space="preserve">לא לנסות לכוון את הווסת !!!! </w:t>
+      </w:r>
+      <w:r>
+        <w:rPr>
+          <w:rFonts w:asciiTheme="minorBidi" w:hAnsiTheme="minorBidi"/>
+          <w:b/>
+          <w:bCs/>
+          <w:rtl/>
+        </w:rPr>
+        <w:t xml:space="preserve">  רק להחליף את הצינור המתחבר אליו. </w:t>
+      </w:r>
+    </w:p>
+    <w:p>
+      <w:pPr>
+        <w:pStyle w:val="ListParagraph"/>
+        <w:numPr>
+          <w:ilvl w:val="0"/>
+          <w:numId w:val="11"/>
+        </w:numPr>
+        <w:spacing w:after="0" w:line="240" w:lineRule="auto"/>
+        <w:rPr>
+          <w:rFonts w:asciiTheme="minorBidi" w:hAnsiTheme="minorBidi"/>
+          <w:b/>
+          <w:bCs/>
+        </w:rPr>
+      </w:pPr>
+      <w:r>
+        <w:rPr>
+          <w:rFonts w:asciiTheme="minorBidi" w:hAnsiTheme="minorBidi"/>
+          <w:b/>
+          <w:bCs/>
+          <w:rtl/>
+        </w:rPr>
+        <w:t>בודקים בעזרת בקבוק – אם הלחץ לא עולה יש חור\סדק בבקבוק (גם אם לא רואים אותו בעין)</w:t>
+      </w:r>
+      <w:r>
+        <w:rPr>
+          <w:rFonts w:asciiTheme="minorBidi" w:hAnsiTheme="minorBidi"/>
+          <w:b/>
+          <w:bCs/>
+        </w:rPr>
+        <w:t xml:space="preserve"> </w:t>
+      </w:r>
+      <w:r>
+        <w:rPr>
+          <w:rFonts w:asciiTheme="minorBidi" w:hAnsiTheme="minorBidi"/>
+          <w:b/>
+          <w:bCs/>
+          <w:rtl/>
+        </w:rPr>
+        <w:t xml:space="preserve">  ו/או חסרה\פגומה טבעת הגומי הכתומה. </w:t>
+      </w:r>
+    </w:p>
+    <w:p>
+      <w:pPr>
+        <w:pStyle w:val="ListParagraph"/>
+        <w:numPr>
+          <w:ilvl w:val="0"/>
+          <w:numId w:val="11"/>
+        </w:numPr>
+        <w:spacing w:after="0" w:line="240" w:lineRule="auto"/>
+        <w:rPr>
+          <w:rFonts w:asciiTheme="minorBidi" w:hAnsiTheme="minorBidi"/>
+          <w:b/>
+          <w:bCs/>
+        </w:rPr>
+      </w:pPr>
+      <w:r>
+        <w:rPr>
+          <w:rFonts w:asciiTheme="minorBidi" w:hAnsiTheme="minorBidi"/>
+          <w:b/>
+          <w:bCs/>
+          <w:rtl/>
+        </w:rPr>
+        <w:t xml:space="preserve">מוודאים שיש מלאי בקבוקים (לפחות 3) אם חסר מבקשים </w:t>
+      </w:r>
+      <w:proofErr w:type="spellStart"/>
+      <w:r>
+        <w:rPr>
+          <w:rFonts w:asciiTheme="minorBidi" w:hAnsiTheme="minorBidi"/>
+          <w:b/>
+          <w:bCs/>
+          <w:rtl/>
+        </w:rPr>
+        <w:t>מסאמר</w:t>
+      </w:r>
+      <w:proofErr w:type="spellEnd"/>
+      <w:r>
+        <w:rPr>
+          <w:rFonts w:asciiTheme="minorBidi" w:hAnsiTheme="minorBidi"/>
+          <w:b/>
+          <w:bCs/>
+          <w:rtl/>
+        </w:rPr>
+        <w:t xml:space="preserve"> </w:t>
+      </w:r>
+    </w:p>
+    <w:p>
+      <w:pPr>
+        <w:pStyle w:val="ListParagraph"/>
+        <w:numPr>
+          <w:ilvl w:val="0"/>
+          <w:numId w:val="11"/>
+        </w:numPr>
+        <w:spacing w:after="0" w:line="240" w:lineRule="auto"/>
+        <w:rPr>
+          <w:rFonts w:asciiTheme="minorBidi" w:hAnsiTheme="minorBidi"/>
+          <w:b/>
+          <w:bCs/>
+        </w:rPr>
+      </w:pPr>
+      <w:r>
+        <w:rPr>
+          <w:rFonts w:asciiTheme="minorBidi" w:hAnsiTheme="minorBidi"/>
+          <w:b/>
+          <w:bCs/>
+          <w:rtl/>
+        </w:rPr>
+        <w:t xml:space="preserve">מוודאים שיש מלאי טבעות כתומות בשקית (לפחות 3) – אם יש פחות מבקשים מגיא או מאמיר. </w:t>
+      </w:r>
+    </w:p>
+    <w:p>
+      <w:pPr>
+        <w:pStyle w:val="ListParagraph"/>
+        <w:numPr>
+          <w:ilvl w:val="0"/>
+          <w:numId w:val="11"/>
+        </w:numPr>
+        <w:spacing w:after="0" w:line="240" w:lineRule="auto"/>
+        <w:rPr>
+          <w:rFonts w:asciiTheme="minorBidi" w:hAnsiTheme="minorBidi"/>
+          <w:b/>
+          <w:bCs/>
+        </w:rPr>
+      </w:pPr>
+      <w:r>
+        <w:rPr>
+          <w:rFonts w:asciiTheme="minorBidi" w:hAnsiTheme="minorBidi"/>
+          <w:b/>
+          <w:bCs/>
+          <w:rtl/>
+        </w:rPr>
+        <w:t xml:space="preserve">רושמים </w:t>
+      </w:r>
+      <w:proofErr w:type="spellStart"/>
+      <w:r>
+        <w:rPr>
+          <w:rFonts w:asciiTheme="minorBidi" w:hAnsiTheme="minorBidi"/>
+          <w:b/>
+          <w:bCs/>
+          <w:rtl/>
+        </w:rPr>
+        <w:t>במנדאי</w:t>
+      </w:r>
+      <w:proofErr w:type="spellEnd"/>
+      <w:r>
+        <w:rPr>
+          <w:rFonts w:asciiTheme="minorBidi" w:hAnsiTheme="minorBidi"/>
+          <w:b/>
+          <w:bCs/>
+          <w:rtl/>
+        </w:rPr>
+        <w:t xml:space="preserve"> כל מה שעשיתן\ם </w:t>
+      </w:r>
+    </w:p>
+    <w:p>
+      <w:pPr>
+        <w:rPr>
+          <w:rFonts w:asciiTheme="minorBidi" w:hAnsiTheme="minorBidi"/>
+          <w:rtl/>
+        </w:rPr>
+      </w:pPr>
+    </w:p>
     <w:sectPr>
+      <w:footerReference w:type="default" r:id="rId19"/>
       <w:pgSz w:w="11906" w:h="16838"/>
       <w:pgMar w:top="1440" w:right="1800" w:bottom="1440" w:left="1800" w:header="708" w:footer="708" w:gutter="0"/>
       <w:cols w:space="708"/>
@@ -3728,6 +4251,107 @@
 </w:document>
 </file>
 
+<file path=word/endnotes.xml><?xml version="1.0" encoding="utf-8"?>
+<w:endnotes xmlns:wpc="http://schemas.microsoft.com/office/word/2010/wordprocessingCanvas" xmlns:cx="http://schemas.microsoft.com/office/drawing/2014/chartex" xmlns:cx1="http://schemas.microsoft.com/office/drawing/2015/9/8/chartex" xmlns:cx2="http://schemas.microsoft.com/office/drawing/2015/10/21/chartex" xmlns:cx3="http://schemas.microsoft.com/office/drawing/2016/5/9/chartex" xmlns:cx4="http://schemas.microsoft.com/office/drawing/2016/5/10/chartex" xmlns:cx5="http://schemas.microsoft.com/office/drawing/2016/5/11/chartex" xmlns:cx6="http://schemas.microsoft.com/office/drawing/2016/5/12/chartex" xmlns:cx7="http://schemas.microsoft.com/office/drawing/2016/5/13/chartex" xmlns:cx8="http://schemas.microsoft.com/office/drawing/2016/5/14/chartex" xmlns:mc="http://schemas.openxmlformats.org/markup-compatibility/2006" xmlns:aink="http://schemas.microsoft.com/office/drawing/2016/ink" xmlns:am3d="http://schemas.microsoft.com/office/drawing/2017/model3d" xmlns:o="urn:schemas-microsoft-com:office:office" xmlns:r="http://schemas.openxmlformats.org/officeDocument/2006/relationships" xmlns:m="http://schemas.openxmlformats.org/officeDocument/2006/math" xmlns:v="urn:schemas-microsoft-com:vml" xmlns:wp14="http://schemas.microsoft.com/office/word/2010/wordprocessingDrawing" xmlns:wp="http://schemas.openxmlformats.org/drawingml/2006/wordprocessingDrawing" xmlns:w10="urn:schemas-microsoft-com:office:word" xmlns:w="http://schemas.openxmlformats.org/wordprocessingml/2006/main" xmlns:w14="http://schemas.microsoft.com/office/word/2010/wordml" xmlns:w15="http://schemas.microsoft.com/office/word/2012/wordml" xmlns:w16cex="http://schemas.microsoft.com/office/word/2018/wordml/cex" xmlns:w16cid="http://schemas.microsoft.com/office/word/2016/wordml/cid" xmlns:w16="http://schemas.microsoft.com/office/word/2018/wordml" xmlns:w16sdtdh="http://schemas.microsoft.com/office/word/2020/wordml/sdtdatahash" xmlns:w16se="http://schemas.microsoft.com/office/word/2015/wordml/symex" xmlns:wpg="http://schemas.microsoft.com/office/word/2010/wordprocessingGroup" xmlns:wpi="http://schemas.microsoft.com/office/word/2010/wordprocessingInk" xmlns:wne="http://schemas.microsoft.com/office/word/2006/wordml" xmlns:wps="http://schemas.microsoft.com/office/word/2010/wordprocessingShape" mc:Ignorable="w14 w15 w16se w16cid w16 w16cex w16sdtdh wp14">
+  <w:endnote w:type="separator" w:id="-1">
+    <w:p>
+      <w:pPr>
+        <w:spacing w:after="0" w:line="240" w:lineRule="auto"/>
+      </w:pPr>
+      <w:r>
+        <w:separator/>
+      </w:r>
+    </w:p>
+  </w:endnote>
+  <w:endnote w:type="continuationSeparator" w:id="0">
+    <w:p>
+      <w:pPr>
+        <w:spacing w:after="0" w:line="240" w:lineRule="auto"/>
+      </w:pPr>
+      <w:r>
+        <w:continuationSeparator/>
+      </w:r>
+    </w:p>
+  </w:endnote>
+</w:endnotes>
+</file>
+
+<file path=word/footer1.xml><?xml version="1.0" encoding="utf-8"?>
+<w:ftr xmlns:wpc="http://schemas.microsoft.com/office/word/2010/wordprocessingCanvas" xmlns:cx="http://schemas.microsoft.com/office/drawing/2014/chartex" xmlns:cx1="http://schemas.microsoft.com/office/drawing/2015/9/8/chartex" xmlns:cx2="http://schemas.microsoft.com/office/drawing/2015/10/21/chartex" xmlns:cx3="http://schemas.microsoft.com/office/drawing/2016/5/9/chartex" xmlns:cx4="http://schemas.microsoft.com/office/drawing/2016/5/10/chartex" xmlns:cx5="http://schemas.microsoft.com/office/drawing/2016/5/11/chartex" xmlns:cx6="http://schemas.microsoft.com/office/drawing/2016/5/12/chartex" xmlns:cx7="http://schemas.microsoft.com/office/drawing/2016/5/13/chartex" xmlns:cx8="http://schemas.microsoft.com/office/drawing/2016/5/14/chartex" xmlns:mc="http://schemas.openxmlformats.org/markup-compatibility/2006" xmlns:aink="http://schemas.microsoft.com/office/drawing/2016/ink" xmlns:am3d="http://schemas.microsoft.com/office/drawing/2017/model3d" xmlns:o="urn:schemas-microsoft-com:office:office" xmlns:r="http://schemas.openxmlformats.org/officeDocument/2006/relationships" xmlns:m="http://schemas.openxmlformats.org/officeDocument/2006/math" xmlns:v="urn:schemas-microsoft-com:vml" xmlns:wp14="http://schemas.microsoft.com/office/word/2010/wordprocessingDrawing" xmlns:wp="http://schemas.openxmlformats.org/drawingml/2006/wordprocessingDrawing" xmlns:w10="urn:schemas-microsoft-com:office:word" xmlns:w="http://schemas.openxmlformats.org/wordprocessingml/2006/main" xmlns:w14="http://schemas.microsoft.com/office/word/2010/wordml" xmlns:w15="http://schemas.microsoft.com/office/word/2012/wordml" xmlns:w16cex="http://schemas.microsoft.com/office/word/2018/wordml/cex" xmlns:w16cid="http://schemas.microsoft.com/office/word/2016/wordml/cid" xmlns:w16="http://schemas.microsoft.com/office/word/2018/wordml" xmlns:w16sdtdh="http://schemas.microsoft.com/office/word/2020/wordml/sdtdatahash" xmlns:w16se="http://schemas.microsoft.com/office/word/2015/wordml/symex" xmlns:wpg="http://schemas.microsoft.com/office/word/2010/wordprocessingGroup" xmlns:wpi="http://schemas.microsoft.com/office/word/2010/wordprocessingInk" xmlns:wne="http://schemas.microsoft.com/office/word/2006/wordml" xmlns:wps="http://schemas.microsoft.com/office/word/2010/wordprocessingShape" mc:Ignorable="w14 w15 w16se w16cid w16 w16cex w16sdtdh wp14">
+  <w:sdt>
+    <w:sdtPr>
+      <w:rPr>
+        <w:rtl/>
+      </w:rPr>
+      <w:id w:val="-1782481188"/>
+      <w:docPartObj>
+        <w:docPartGallery w:val="Page Numbers (Bottom of Page)"/>
+        <w:docPartUnique/>
+      </w:docPartObj>
+    </w:sdtPr>
+    <w:sdtContent>
+      <w:p>
+        <w:pPr>
+          <w:pStyle w:val="Footer"/>
+          <w:jc w:val="center"/>
+        </w:pPr>
+        <w:r>
+          <w:fldChar w:fldCharType="begin"/>
+        </w:r>
+        <w:r>
+          <w:instrText xml:space="preserve"> PAGE   \* MERGEFORMAT </w:instrText>
+        </w:r>
+        <w:r>
+          <w:fldChar w:fldCharType="separate"/>
+        </w:r>
+        <w:r>
+          <w:rPr>
+            <w:noProof/>
+          </w:rPr>
+          <w:t>2</w:t>
+        </w:r>
+        <w:r>
+          <w:rPr>
+            <w:noProof/>
+          </w:rPr>
+          <w:fldChar w:fldCharType="end"/>
+        </w:r>
+      </w:p>
+    </w:sdtContent>
+  </w:sdt>
+  <w:p>
+    <w:pPr>
+      <w:pStyle w:val="Footer"/>
+    </w:pPr>
+  </w:p>
+</w:ftr>
+</file>
+
+<file path=word/footnotes.xml><?xml version="1.0" encoding="utf-8"?>
+<w:footnotes xmlns:wpc="http://schemas.microsoft.com/office/word/2010/wordprocessingCanvas" xmlns:cx="http://schemas.microsoft.com/office/drawing/2014/chartex" xmlns:cx1="http://schemas.microsoft.com/office/drawing/2015/9/8/chartex" xmlns:cx2="http://schemas.microsoft.com/office/drawing/2015/10/21/chartex" xmlns:cx3="http://schemas.microsoft.com/office/drawing/2016/5/9/chartex" xmlns:cx4="http://schemas.microsoft.com/office/drawing/2016/5/10/chartex" xmlns:cx5="http://schemas.microsoft.com/office/drawing/2016/5/11/chartex" xmlns:cx6="http://schemas.microsoft.com/office/drawing/2016/5/12/chartex" xmlns:cx7="http://schemas.microsoft.com/office/drawing/2016/5/13/chartex" xmlns:cx8="http://schemas.microsoft.com/office/drawing/2016/5/14/chartex" xmlns:mc="http://schemas.openxmlformats.org/markup-compatibility/2006" xmlns:aink="http://schemas.microsoft.com/office/drawing/2016/ink" xmlns:am3d="http://schemas.microsoft.com/office/drawing/2017/model3d" xmlns:o="urn:schemas-microsoft-com:office:office" xmlns:r="http://schemas.openxmlformats.org/officeDocument/2006/relationships" xmlns:m="http://schemas.openxmlformats.org/officeDocument/2006/math" xmlns:v="urn:schemas-microsoft-com:vml" xmlns:wp14="http://schemas.microsoft.com/office/word/2010/wordprocessingDrawing" xmlns:wp="http://schemas.openxmlformats.org/drawingml/2006/wordprocessingDrawing" xmlns:w10="urn:schemas-microsoft-com:office:word" xmlns:w="http://schemas.openxmlformats.org/wordprocessingml/2006/main" xmlns:w14="http://schemas.microsoft.com/office/word/2010/wordml" xmlns:w15="http://schemas.microsoft.com/office/word/2012/wordml" xmlns:w16cex="http://schemas.microsoft.com/office/word/2018/wordml/cex" xmlns:w16cid="http://schemas.microsoft.com/office/word/2016/wordml/cid" xmlns:w16="http://schemas.microsoft.com/office/word/2018/wordml" xmlns:w16sdtdh="http://schemas.microsoft.com/office/word/2020/wordml/sdtdatahash" xmlns:w16se="http://schemas.microsoft.com/office/word/2015/wordml/symex" xmlns:wpg="http://schemas.microsoft.com/office/word/2010/wordprocessingGroup" xmlns:wpi="http://schemas.microsoft.com/office/word/2010/wordprocessingInk" xmlns:wne="http://schemas.microsoft.com/office/word/2006/wordml" xmlns:wps="http://schemas.microsoft.com/office/word/2010/wordprocessingShape" mc:Ignorable="w14 w15 w16se w16cid w16 w16cex w16sdtdh wp14">
+  <w:footnote w:type="separator" w:id="-1">
+    <w:p>
+      <w:pPr>
+        <w:spacing w:after="0" w:line="240" w:lineRule="auto"/>
+      </w:pPr>
+      <w:r>
+        <w:separator/>
+      </w:r>
+    </w:p>
+  </w:footnote>
+  <w:footnote w:type="continuationSeparator" w:id="0">
+    <w:p>
+      <w:pPr>
+        <w:spacing w:after="0" w:line="240" w:lineRule="auto"/>
+      </w:pPr>
+      <w:r>
+        <w:continuationSeparator/>
+      </w:r>
+    </w:p>
+  </w:footnote>
+</w:footnotes>
+</file>
+
 <file path=word/numbering.xml><?xml version="1.0" encoding="utf-8"?>
 <w:numbering xmlns:wpc="http://schemas.microsoft.com/office/word/2010/wordprocessingCanvas" xmlns:cx="http://schemas.microsoft.com/office/drawing/2014/chartex" xmlns:cx1="http://schemas.microsoft.com/office/drawing/2015/9/8/chartex" xmlns:cx2="http://schemas.microsoft.com/office/drawing/2015/10/21/chartex" xmlns:cx3="http://schemas.microsoft.com/office/drawing/2016/5/9/chartex" xmlns:cx4="http://schemas.microsoft.com/office/drawing/2016/5/10/chartex" xmlns:cx5="http://schemas.microsoft.com/office/drawing/2016/5/11/chartex" xmlns:cx6="http://schemas.microsoft.com/office/drawing/2016/5/12/chartex" xmlns:cx7="http://schemas.microsoft.com/office/drawing/2016/5/13/chartex" xmlns:cx8="http://schemas.microsoft.com/office/drawing/2016/5/14/chartex" xmlns:mc="http://schemas.openxmlformats.org/markup-compatibility/2006" xmlns:aink="http://schemas.microsoft.com/office/drawing/2016/ink" xmlns:am3d="http://schemas.microsoft.com/office/drawing/2017/model3d" xmlns:o="urn:schemas-microsoft-com:office:office" xmlns:r="http://schemas.openxmlformats.org/officeDocument/2006/relationships" xmlns:m="http://schemas.openxmlformats.org/officeDocument/2006/math" xmlns:v="urn:schemas-microsoft-com:vml" xmlns:wp14="http://schemas.microsoft.com/office/word/2010/wordprocessingDrawing" xmlns:wp="http://schemas.openxmlformats.org/drawingml/2006/wordprocessingDrawing" xmlns:w10="urn:schemas-microsoft-com:office:word" xmlns:w="http://schemas.openxmlformats.org/wordprocessingml/2006/main" xmlns:w14="http://schemas.microsoft.com/office/word/2010/wordml" xmlns:w15="http://schemas.microsoft.com/office/word/2012/wordml" xmlns:w16cex="http://schemas.microsoft.com/office/word/2018/wordml/cex" xmlns:w16cid="http://schemas.microsoft.com/office/word/2016/wordml/cid" xmlns:w16="http://schemas.microsoft.com/office/word/2018/wordml" xmlns:w16sdtdh="http://schemas.microsoft.com/office/word/2020/wordml/sdtdatahash" xmlns:w16se="http://schemas.microsoft.com/office/word/2015/wordml/symex" xmlns:wpg="http://schemas.microsoft.com/office/word/2010/wordprocessingGroup" xmlns:wpi="http://schemas.microsoft.com/office/word/2010/wordprocessingInk" xmlns:wne="http://schemas.microsoft.com/office/word/2006/wordml" xmlns:wps="http://schemas.microsoft.com/office/word/2010/wordprocessingShape" mc:Ignorable="w14 w15 w16se w16cid w16 w16cex w16sdtdh wp14">
   <w:abstractNum w:abstractNumId="0" w15:restartNumberingAfterBreak="0">
@@ -4517,6 +5141,92 @@
     </w:lvl>
   </w:abstractNum>
   <w:abstractNum w:abstractNumId="6" w15:restartNumberingAfterBreak="0">
+    <w:nsid w:val="3DEA0C31"/>
+    <w:multiLevelType w:val="hybridMultilevel"/>
+    <w:tmpl w:val="E27C5E86"/>
+    <w:lvl w:ilvl="0" w:tplc="0409000F">
+      <w:start w:val="1"/>
+      <w:numFmt w:val="decimal"/>
+      <w:lvlText w:val="%1."/>
+      <w:lvlJc w:val="left"/>
+      <w:pPr>
+        <w:ind w:left="720" w:hanging="360"/>
+      </w:pPr>
+    </w:lvl>
+    <w:lvl w:ilvl="1" w:tplc="04090019">
+      <w:start w:val="1"/>
+      <w:numFmt w:val="lowerLetter"/>
+      <w:lvlText w:val="%2."/>
+      <w:lvlJc w:val="left"/>
+      <w:pPr>
+        <w:ind w:left="1440" w:hanging="360"/>
+      </w:pPr>
+    </w:lvl>
+    <w:lvl w:ilvl="2" w:tplc="0409001B">
+      <w:start w:val="1"/>
+      <w:numFmt w:val="lowerRoman"/>
+      <w:lvlText w:val="%3."/>
+      <w:lvlJc w:val="right"/>
+      <w:pPr>
+        <w:ind w:left="2160" w:hanging="180"/>
+      </w:pPr>
+    </w:lvl>
+    <w:lvl w:ilvl="3" w:tplc="0409000F">
+      <w:start w:val="1"/>
+      <w:numFmt w:val="decimal"/>
+      <w:lvlText w:val="%4."/>
+      <w:lvlJc w:val="left"/>
+      <w:pPr>
+        <w:ind w:left="2880" w:hanging="360"/>
+      </w:pPr>
+    </w:lvl>
+    <w:lvl w:ilvl="4" w:tplc="04090019">
+      <w:start w:val="1"/>
+      <w:numFmt w:val="lowerLetter"/>
+      <w:lvlText w:val="%5."/>
+      <w:lvlJc w:val="left"/>
+      <w:pPr>
+        <w:ind w:left="3600" w:hanging="360"/>
+      </w:pPr>
+    </w:lvl>
+    <w:lvl w:ilvl="5" w:tplc="0409001B">
+      <w:start w:val="1"/>
+      <w:numFmt w:val="lowerRoman"/>
+      <w:lvlText w:val="%6."/>
+      <w:lvlJc w:val="right"/>
+      <w:pPr>
+        <w:ind w:left="4320" w:hanging="180"/>
+      </w:pPr>
+    </w:lvl>
+    <w:lvl w:ilvl="6" w:tplc="0409000F">
+      <w:start w:val="1"/>
+      <w:numFmt w:val="decimal"/>
+      <w:lvlText w:val="%7."/>
+      <w:lvlJc w:val="left"/>
+      <w:pPr>
+        <w:ind w:left="5040" w:hanging="360"/>
+      </w:pPr>
+    </w:lvl>
+    <w:lvl w:ilvl="7" w:tplc="04090019">
+      <w:start w:val="1"/>
+      <w:numFmt w:val="lowerLetter"/>
+      <w:lvlText w:val="%8."/>
+      <w:lvlJc w:val="left"/>
+      <w:pPr>
+        <w:ind w:left="5760" w:hanging="360"/>
+      </w:pPr>
+    </w:lvl>
+    <w:lvl w:ilvl="8" w:tplc="0409001B">
+      <w:start w:val="1"/>
+      <w:numFmt w:val="lowerRoman"/>
+      <w:lvlText w:val="%9."/>
+      <w:lvlJc w:val="right"/>
+      <w:pPr>
+        <w:ind w:left="6480" w:hanging="180"/>
+      </w:pPr>
+    </w:lvl>
+  </w:abstractNum>
+  <w:abstractNum w:abstractNumId="7" w15:restartNumberingAfterBreak="0">
     <w:nsid w:val="44443134"/>
     <w:multiLevelType w:val="multilevel"/>
     <w:tmpl w:val="BD0C170A"/>
@@ -4665,7 +5375,7 @@
       </w:rPr>
     </w:lvl>
   </w:abstractNum>
-  <w:abstractNum w:abstractNumId="7" w15:restartNumberingAfterBreak="0">
+  <w:abstractNum w:abstractNumId="8" w15:restartNumberingAfterBreak="0">
     <w:nsid w:val="4E5008C8"/>
     <w:multiLevelType w:val="hybridMultilevel"/>
     <w:tmpl w:val="09B60A92"/>
@@ -4778,7 +5488,7 @@
       </w:rPr>
     </w:lvl>
   </w:abstractNum>
-  <w:abstractNum w:abstractNumId="8" w15:restartNumberingAfterBreak="0">
+  <w:abstractNum w:abstractNumId="9" w15:restartNumberingAfterBreak="0">
     <w:nsid w:val="60BB6513"/>
     <w:multiLevelType w:val="hybridMultilevel"/>
     <w:tmpl w:val="B2004BB6"/>
@@ -4891,7 +5601,7 @@
       </w:rPr>
     </w:lvl>
   </w:abstractNum>
-  <w:abstractNum w:abstractNumId="9" w15:restartNumberingAfterBreak="0">
+  <w:abstractNum w:abstractNumId="10" w15:restartNumberingAfterBreak="0">
     <w:nsid w:val="76142572"/>
     <w:multiLevelType w:val="hybridMultilevel"/>
     <w:tmpl w:val="9E744B58"/>
@@ -5005,16 +5715,16 @@
     </w:lvl>
   </w:abstractNum>
   <w:num w:numId="1">
-    <w:abstractNumId w:val="9"/>
+    <w:abstractNumId w:val="10"/>
   </w:num>
   <w:num w:numId="2">
-    <w:abstractNumId w:val="8"/>
+    <w:abstractNumId w:val="9"/>
   </w:num>
   <w:num w:numId="3">
     <w:abstractNumId w:val="0"/>
   </w:num>
   <w:num w:numId="4">
-    <w:abstractNumId w:val="6"/>
+    <w:abstractNumId w:val="7"/>
   </w:num>
   <w:num w:numId="5">
     <w:abstractNumId w:val="4"/>
@@ -5029,10 +5739,40 @@
     <w:abstractNumId w:val="1"/>
   </w:num>
   <w:num w:numId="9">
-    <w:abstractNumId w:val="7"/>
+    <w:abstractNumId w:val="8"/>
   </w:num>
   <w:num w:numId="10">
     <w:abstractNumId w:val="3"/>
+  </w:num>
+  <w:num w:numId="11">
+    <w:abstractNumId w:val="6"/>
+    <w:lvlOverride w:ilvl="0">
+      <w:startOverride w:val="1"/>
+    </w:lvlOverride>
+    <w:lvlOverride w:ilvl="1">
+      <w:startOverride w:val="1"/>
+    </w:lvlOverride>
+    <w:lvlOverride w:ilvl="2">
+      <w:startOverride w:val="1"/>
+    </w:lvlOverride>
+    <w:lvlOverride w:ilvl="3">
+      <w:startOverride w:val="1"/>
+    </w:lvlOverride>
+    <w:lvlOverride w:ilvl="4">
+      <w:startOverride w:val="1"/>
+    </w:lvlOverride>
+    <w:lvlOverride w:ilvl="5">
+      <w:startOverride w:val="1"/>
+    </w:lvlOverride>
+    <w:lvlOverride w:ilvl="6">
+      <w:startOverride w:val="1"/>
+    </w:lvlOverride>
+    <w:lvlOverride w:ilvl="7">
+      <w:startOverride w:val="1"/>
+    </w:lvlOverride>
+    <w:lvlOverride w:ilvl="8">
+      <w:startOverride w:val="1"/>
+    </w:lvlOverride>
   </w:num>
 </w:numbering>
 </file>
@@ -6009,6 +6749,50 @@
       <w14:ligatures w14:val="none"/>
     </w:rPr>
   </w:style>
+  <w:style w:type="paragraph" w:styleId="Header">
+    <w:name w:val="header"/>
+    <w:basedOn w:val="Normal"/>
+    <w:link w:val="HeaderChar"/>
+    <w:uiPriority w:val="99"/>
+    <w:unhideWhenUsed/>
+    <w:rsid w:val="00F24F5F"/>
+    <w:pPr>
+      <w:tabs>
+        <w:tab w:val="center" w:pos="4153"/>
+        <w:tab w:val="right" w:pos="8306"/>
+      </w:tabs>
+      <w:spacing w:after="0" w:line="240" w:lineRule="auto"/>
+    </w:pPr>
+  </w:style>
+  <w:style w:type="character" w:customStyle="1" w:styleId="HeaderChar">
+    <w:name w:val="Header Char"/>
+    <w:basedOn w:val="DefaultParagraphFont"/>
+    <w:link w:val="Header"/>
+    <w:uiPriority w:val="99"/>
+    <w:rsid w:val="00F24F5F"/>
+  </w:style>
+  <w:style w:type="paragraph" w:styleId="Footer">
+    <w:name w:val="footer"/>
+    <w:basedOn w:val="Normal"/>
+    <w:link w:val="FooterChar"/>
+    <w:uiPriority w:val="99"/>
+    <w:unhideWhenUsed/>
+    <w:rsid w:val="00F24F5F"/>
+    <w:pPr>
+      <w:tabs>
+        <w:tab w:val="center" w:pos="4153"/>
+        <w:tab w:val="right" w:pos="8306"/>
+      </w:tabs>
+      <w:spacing w:after="0" w:line="240" w:lineRule="auto"/>
+    </w:pPr>
+  </w:style>
+  <w:style w:type="character" w:customStyle="1" w:styleId="FooterChar">
+    <w:name w:val="Footer Char"/>
+    <w:basedOn w:val="DefaultParagraphFont"/>
+    <w:link w:val="Footer"/>
+    <w:uiPriority w:val="99"/>
+    <w:rsid w:val="00F24F5F"/>
+  </w:style>
 </w:styles>
 </file>
 

--- a/סיכום/מפרט טכני.docx
+++ b/סיכום/מפרט טכני.docx
@@ -2950,11 +2950,6 @@
       </w:r>
     </w:p>
     <w:p>
-      <w:pPr>
-        <w:rPr>
-          <w:rFonts w:hint="cs"/>
-        </w:rPr>
-      </w:pPr>
       <w:r>
         <w:rPr>
           <w:rFonts w:hint="cs"/>
@@ -4232,14 +4227,267 @@
     </w:p>
     <w:p>
       <w:pPr>
+        <w:pStyle w:val="xmsonormal"/>
+        <w:shd w:val="clear" w:color="auto" w:fill="FFFFFF"/>
+        <w:bidi/>
+        <w:spacing w:before="0" w:beforeAutospacing="0" w:after="0" w:afterAutospacing="0"/>
+        <w:rPr>
+          <w:rFonts w:ascii="Arial" w:hAnsi="Arial" w:cs="Arial"/>
+          <w:color w:val="242424"/>
+          <w:sz w:val="22"/>
+          <w:szCs w:val="22"/>
+          <w:bdr w:val="none" w:sz="0" w:space="0" w:color="auto" w:frame="1"/>
+          <w:rtl/>
+        </w:rPr>
+      </w:pPr>
+    </w:p>
+    <w:p>
+      <w:pPr>
+        <w:pStyle w:val="xmsonormal"/>
+        <w:shd w:val="clear" w:color="auto" w:fill="FFFFFF"/>
+        <w:bidi/>
+        <w:spacing w:before="0" w:beforeAutospacing="0" w:after="0" w:afterAutospacing="0"/>
+        <w:rPr>
+          <w:rFonts w:ascii="Calibri" w:hAnsi="Calibri" w:cs="Calibri"/>
+          <w:color w:val="242424"/>
+          <w:sz w:val="22"/>
+          <w:szCs w:val="22"/>
+        </w:rPr>
+      </w:pPr>
+      <w:r>
+        <w:rPr>
+          <w:rFonts w:ascii="Arial" w:hAnsi="Arial" w:cs="Arial"/>
+          <w:color w:val="242424"/>
+          <w:sz w:val="22"/>
+          <w:szCs w:val="22"/>
+          <w:bdr w:val="none" w:sz="0" w:space="0" w:color="auto" w:frame="1"/>
+          <w:rtl/>
+        </w:rPr>
+        <w:t>המשאבה החלופית (220 וולט)</w:t>
+      </w:r>
+      <w:r>
+        <w:rPr>
+          <w:rFonts w:ascii="Calibri" w:hAnsi="Calibri" w:cs="Calibri" w:hint="cs"/>
+          <w:color w:val="242424"/>
+          <w:sz w:val="22"/>
+          <w:szCs w:val="22"/>
+          <w:bdr w:val="none" w:sz="0" w:space="0" w:color="auto" w:frame="1"/>
+        </w:rPr>
+        <w:t> </w:t>
+      </w:r>
+      <w:r>
+        <w:rPr>
+          <w:rFonts w:ascii="Arial" w:hAnsi="Arial" w:cs="Arial"/>
+          <w:color w:val="242424"/>
+          <w:sz w:val="22"/>
+          <w:szCs w:val="22"/>
+          <w:bdr w:val="none" w:sz="0" w:space="0" w:color="auto" w:frame="1"/>
+          <w:rtl/>
+        </w:rPr>
+        <w:t>בצד הימני</w:t>
+      </w:r>
+      <w:r>
+        <w:rPr>
+          <w:rFonts w:ascii="Calibri" w:hAnsi="Calibri" w:cs="Calibri" w:hint="cs"/>
+          <w:color w:val="242424"/>
+          <w:sz w:val="22"/>
+          <w:szCs w:val="22"/>
+          <w:rtl/>
+        </w:rPr>
+        <w:t>.</w:t>
+      </w:r>
+    </w:p>
+    <w:p>
+      <w:pPr>
+        <w:pStyle w:val="xmsonormal"/>
+        <w:shd w:val="clear" w:color="auto" w:fill="FFFFFF"/>
+        <w:bidi/>
+        <w:spacing w:before="0" w:beforeAutospacing="0" w:after="0" w:afterAutospacing="0"/>
+        <w:rPr>
+          <w:rFonts w:ascii="Calibri" w:hAnsi="Calibri" w:cs="Calibri"/>
+          <w:color w:val="242424"/>
+          <w:sz w:val="22"/>
+          <w:szCs w:val="22"/>
+          <w:rtl/>
+        </w:rPr>
+      </w:pPr>
+      <w:r>
+        <w:rPr>
+          <w:rFonts w:ascii="Arial" w:hAnsi="Arial" w:cs="Arial"/>
+          <w:color w:val="242424"/>
+          <w:sz w:val="22"/>
+          <w:szCs w:val="22"/>
+          <w:bdr w:val="none" w:sz="0" w:space="0" w:color="auto" w:frame="1"/>
+          <w:rtl/>
+        </w:rPr>
+        <w:t>שימו לב שבצד השמאלי יש משאבה 24 וולט עם ספק – אם מחליפים אותה בחלופית (220</w:t>
+      </w:r>
+      <w:r>
+        <w:rPr>
+          <w:rFonts w:ascii="Arial" w:hAnsi="Arial" w:cs="Arial" w:hint="cs"/>
+          <w:color w:val="242424"/>
+          <w:sz w:val="22"/>
+          <w:szCs w:val="22"/>
+          <w:bdr w:val="none" w:sz="0" w:space="0" w:color="auto" w:frame="1"/>
+          <w:rtl/>
+        </w:rPr>
+        <w:t xml:space="preserve"> </w:t>
+      </w:r>
+      <w:r>
+        <w:rPr>
+          <w:rFonts w:ascii="Arial" w:hAnsi="Arial" w:cs="Arial"/>
+          <w:color w:val="242424"/>
+          <w:sz w:val="22"/>
+          <w:szCs w:val="22"/>
+          <w:bdr w:val="none" w:sz="0" w:space="0" w:color="auto" w:frame="1"/>
+          <w:rtl/>
+        </w:rPr>
+        <w:t>וולט)</w:t>
+      </w:r>
+      <w:r>
+        <w:rPr>
+          <w:rFonts w:ascii="Calibri" w:hAnsi="Calibri" w:cs="Calibri" w:hint="cs"/>
+          <w:color w:val="242424"/>
+          <w:sz w:val="22"/>
+          <w:szCs w:val="22"/>
+          <w:bdr w:val="none" w:sz="0" w:space="0" w:color="auto" w:frame="1"/>
+        </w:rPr>
+        <w:t> </w:t>
+      </w:r>
+      <w:r>
+        <w:rPr>
+          <w:rFonts w:ascii="Arial" w:hAnsi="Arial" w:cs="Arial"/>
+          <w:color w:val="242424"/>
+          <w:sz w:val="22"/>
+          <w:szCs w:val="22"/>
+          <w:bdr w:val="none" w:sz="0" w:space="0" w:color="auto" w:frame="1"/>
+          <w:rtl/>
+        </w:rPr>
+        <w:t>צריך להביא ל</w:t>
+      </w:r>
+      <w:r>
+        <w:rPr>
+          <w:rFonts w:ascii="Arial" w:hAnsi="Arial" w:cs="Arial" w:hint="cs"/>
+          <w:color w:val="242424"/>
+          <w:sz w:val="22"/>
+          <w:szCs w:val="22"/>
+          <w:bdr w:val="none" w:sz="0" w:space="0" w:color="auto" w:frame="1"/>
+          <w:rtl/>
+        </w:rPr>
+        <w:t>אמיר</w:t>
+      </w:r>
+      <w:r>
+        <w:rPr>
+          <w:rFonts w:ascii="Arial" w:hAnsi="Arial" w:cs="Arial"/>
+          <w:color w:val="242424"/>
+          <w:sz w:val="22"/>
+          <w:szCs w:val="22"/>
+          <w:bdr w:val="none" w:sz="0" w:space="0" w:color="auto" w:frame="1"/>
+          <w:rtl/>
+        </w:rPr>
+        <w:t xml:space="preserve"> גם את הספק עם המקולקלת</w:t>
+      </w:r>
+      <w:r>
+        <w:rPr>
+          <w:rFonts w:ascii="Calibri" w:hAnsi="Calibri" w:cs="Calibri" w:hint="cs"/>
+          <w:color w:val="242424"/>
+          <w:sz w:val="22"/>
+          <w:szCs w:val="22"/>
+          <w:rtl/>
+        </w:rPr>
+        <w:t>.</w:t>
+      </w:r>
+    </w:p>
+    <w:p>
+      <w:pPr>
+        <w:rPr>
+          <w:rFonts w:hint="cs"/>
+          <w:noProof/>
+          <w:rtl/>
+        </w:rPr>
+      </w:pPr>
+      <w:r>
+        <w:rPr>
+          <w:rFonts w:hint="cs"/>
+          <w:noProof/>
+          <w:rtl/>
+        </w:rPr>
+        <w:t xml:space="preserve">*קיים גם </w:t>
+      </w:r>
+      <w:r>
+        <w:rPr>
+          <w:noProof/>
+          <w:rtl/>
+        </w:rPr>
+        <w:t>דף הוראות במוצג</w:t>
+      </w:r>
+    </w:p>
+    <w:p>
+      <w:pPr>
         <w:rPr>
           <w:rFonts w:asciiTheme="minorBidi" w:hAnsiTheme="minorBidi"/>
           <w:rtl/>
         </w:rPr>
       </w:pPr>
+      <w:r>
+        <w:rPr>
+          <w:noProof/>
+        </w:rPr>
+        <w:drawing>
+          <wp:inline distT="0" distB="0" distL="0" distR="0" wp14:anchorId="3A36F1A1" wp14:editId="07CD4816">
+            <wp:extent cx="3305175" cy="2966720"/>
+            <wp:effectExtent l="0" t="0" r="9525" b="5080"/>
+            <wp:docPr id="2" name="Picture 2"/>
+            <wp:cNvGraphicFramePr>
+              <a:graphicFrameLocks xmlns:a="http://schemas.openxmlformats.org/drawingml/2006/main" noChangeAspect="1"/>
+            </wp:cNvGraphicFramePr>
+            <a:graphic xmlns:a="http://schemas.openxmlformats.org/drawingml/2006/main">
+              <a:graphicData uri="http://schemas.openxmlformats.org/drawingml/2006/picture">
+                <pic:pic xmlns:pic="http://schemas.openxmlformats.org/drawingml/2006/picture">
+                  <pic:nvPicPr>
+                    <pic:cNvPr id="0" name="Picture 1"/>
+                    <pic:cNvPicPr>
+                      <a:picLocks noChangeAspect="1" noChangeArrowheads="1"/>
+                    </pic:cNvPicPr>
+                  </pic:nvPicPr>
+                  <pic:blipFill rotWithShape="1">
+                    <a:blip r:embed="rId19">
+                      <a:extLst>
+                        <a:ext uri="{28A0092B-C50C-407E-A947-70E740481C1C}">
+                          <a14:useLocalDpi xmlns:a14="http://schemas.microsoft.com/office/drawing/2010/main" val="0"/>
+                        </a:ext>
+                      </a:extLst>
+                    </a:blip>
+                    <a:srcRect l="24922" r="12414"/>
+                    <a:stretch/>
+                  </pic:blipFill>
+                  <pic:spPr bwMode="auto">
+                    <a:xfrm>
+                      <a:off x="0" y="0"/>
+                      <a:ext cx="3305175" cy="2966720"/>
+                    </a:xfrm>
+                    <a:prstGeom prst="rect">
+                      <a:avLst/>
+                    </a:prstGeom>
+                    <a:noFill/>
+                    <a:ln>
+                      <a:noFill/>
+                    </a:ln>
+                    <a:extLst>
+                      <a:ext uri="{53640926-AAD7-44D8-BBD7-CCE9431645EC}">
+                        <a14:shadowObscured xmlns:a14="http://schemas.microsoft.com/office/drawing/2010/main"/>
+                      </a:ext>
+                    </a:extLst>
+                  </pic:spPr>
+                </pic:pic>
+              </a:graphicData>
+            </a:graphic>
+          </wp:inline>
+        </w:drawing>
+      </w:r>
     </w:p>
     <w:sectPr>
-      <w:footerReference w:type="default" r:id="rId19"/>
+      <w:footerReference w:type="default" r:id="rId20"/>
       <w:pgSz w:w="11906" w:h="16838"/>
       <w:pgMar w:top="1440" w:right="1800" w:bottom="1440" w:left="1800" w:header="708" w:footer="708" w:gutter="0"/>
       <w:cols w:space="708"/>
@@ -4289,6 +4537,7 @@
         <w:docPartUnique/>
       </w:docPartObj>
     </w:sdtPr>
+    <w:sdtEndPr/>
     <w:sdtContent>
       <w:p>
         <w:pPr>
@@ -6383,7 +6632,6 @@
   <w:style w:type="character" w:default="1" w:styleId="DefaultParagraphFont">
     <w:name w:val="Default Paragraph Font"/>
     <w:uiPriority w:val="1"/>
-    <w:semiHidden/>
     <w:unhideWhenUsed/>
   </w:style>
   <w:style w:type="table" w:default="1" w:styleId="TableNormal">
@@ -6793,6 +7041,22 @@
     <w:uiPriority w:val="99"/>
     <w:rsid w:val="00F24F5F"/>
   </w:style>
+  <w:style w:type="paragraph" w:customStyle="1" w:styleId="xmsonormal">
+    <w:name w:val="x_msonormal"/>
+    <w:basedOn w:val="Normal"/>
+    <w:rsid w:val="00EB1289"/>
+    <w:pPr>
+      <w:bidi w:val="0"/>
+      <w:spacing w:before="100" w:beforeAutospacing="1" w:after="100" w:afterAutospacing="1" w:line="240" w:lineRule="auto"/>
+    </w:pPr>
+    <w:rPr>
+      <w:rFonts w:ascii="Times New Roman" w:eastAsia="Times New Roman" w:hAnsi="Times New Roman" w:cs="Times New Roman"/>
+      <w:kern w:val="0"/>
+      <w:sz w:val="24"/>
+      <w:szCs w:val="24"/>
+      <w14:ligatures w14:val="none"/>
+    </w:rPr>
+  </w:style>
 </w:styles>
 </file>
 
